--- a/Etapa Construcción - Iteración 3/Diseño/Especificacion CU05 Crear Proyecto- Kairos - NexTech.docx
+++ b/Etapa Construcción - Iteración 3/Diseño/Especificacion CU05 Crear Proyecto- Kairos - NexTech.docx
@@ -389,12 +389,12 @@
                 <wp:extent cx="8016240" cy="887095"/>
                 <wp:effectExtent b="0" l="0" r="0" t="0"/>
                 <wp:wrapNone/>
-                <wp:docPr id="130" name="image12.png"/>
+                <wp:docPr id="130" name="image13.png"/>
                 <a:graphic>
                   <a:graphicData uri="http://schemas.openxmlformats.org/drawingml/2006/picture">
                     <pic:pic>
                       <pic:nvPicPr>
-                        <pic:cNvPr id="0" name="image12.png"/>
+                        <pic:cNvPr id="0" name="image13.png"/>
                         <pic:cNvPicPr preferRelativeResize="0"/>
                       </pic:nvPicPr>
                       <pic:blipFill>
@@ -511,12 +511,12 @@
                 <wp:extent cx="179705" cy="11304270"/>
                 <wp:effectExtent b="0" l="0" r="0" t="0"/>
                 <wp:wrapNone/>
-                <wp:docPr id="128" name="image10.png"/>
+                <wp:docPr id="128" name="image11.png"/>
                 <a:graphic>
                   <a:graphicData uri="http://schemas.openxmlformats.org/drawingml/2006/picture">
                     <pic:pic>
                       <pic:nvPicPr>
-                        <pic:cNvPr id="0" name="image10.png"/>
+                        <pic:cNvPr id="0" name="image11.png"/>
                         <pic:cNvPicPr preferRelativeResize="0"/>
                       </pic:nvPicPr>
                       <pic:blipFill>
@@ -633,12 +633,12 @@
                 <wp:extent cx="179705" cy="11304270"/>
                 <wp:effectExtent b="0" l="0" r="0" t="0"/>
                 <wp:wrapNone/>
-                <wp:docPr id="132" name="image14.png"/>
+                <wp:docPr id="132" name="image15.png"/>
                 <a:graphic>
                   <a:graphicData uri="http://schemas.openxmlformats.org/drawingml/2006/picture">
                     <pic:pic>
                       <pic:nvPicPr>
-                        <pic:cNvPr id="0" name="image14.png"/>
+                        <pic:cNvPr id="0" name="image15.png"/>
                         <pic:cNvPicPr preferRelativeResize="0"/>
                       </pic:nvPicPr>
                       <pic:blipFill>
@@ -755,12 +755,12 @@
                 <wp:extent cx="8016240" cy="887095"/>
                 <wp:effectExtent b="0" l="0" r="0" t="0"/>
                 <wp:wrapNone/>
-                <wp:docPr id="131" name="image13.png"/>
+                <wp:docPr id="131" name="image14.png"/>
                 <a:graphic>
                   <a:graphicData uri="http://schemas.openxmlformats.org/drawingml/2006/picture">
                     <pic:pic>
                       <pic:nvPicPr>
-                        <pic:cNvPr id="0" name="image13.png"/>
+                        <pic:cNvPr id="0" name="image14.png"/>
                         <pic:cNvPicPr preferRelativeResize="0"/>
                       </pic:nvPicPr>
                       <pic:blipFill>
@@ -1200,12 +1200,12 @@
             <wp:extent cx="1200150" cy="1200150"/>
             <wp:effectExtent b="0" l="0" r="0" t="0"/>
             <wp:wrapSquare wrapText="bothSides" distB="0" distT="0" distL="114300" distR="114300"/>
-            <wp:docPr descr="psi-negro.png" id="137" name="image3.png"/>
+            <wp:docPr descr="psi-negro.png" id="136" name="image2.png"/>
             <a:graphic>
               <a:graphicData uri="http://schemas.openxmlformats.org/drawingml/2006/picture">
                 <pic:pic>
                   <pic:nvPicPr>
-                    <pic:cNvPr descr="psi-negro.png" id="0" name="image3.png"/>
+                    <pic:cNvPr descr="psi-negro.png" id="0" name="image2.png"/>
                     <pic:cNvPicPr preferRelativeResize="0"/>
                   </pic:nvPicPr>
                   <pic:blipFill>
@@ -1257,12 +1257,12 @@
             <wp:extent cx="1304925" cy="2019300"/>
             <wp:effectExtent b="0" l="0" r="0" t="0"/>
             <wp:wrapSquare wrapText="bothSides" distB="0" distT="0" distL="114300" distR="114300"/>
-            <wp:docPr descr="UNPA.JPG" id="139" name="image1.jpg"/>
+            <wp:docPr descr="UNPA.JPG" id="138" name="image3.jpg"/>
             <a:graphic>
               <a:graphicData uri="http://schemas.openxmlformats.org/drawingml/2006/picture">
                 <pic:pic>
                   <pic:nvPicPr>
-                    <pic:cNvPr descr="UNPA.JPG" id="0" name="image1.jpg"/>
+                    <pic:cNvPr descr="UNPA.JPG" id="0" name="image3.jpg"/>
                     <pic:cNvPicPr preferRelativeResize="0"/>
                   </pic:nvPicPr>
                   <pic:blipFill>
@@ -1400,7 +1400,7 @@
     </w:p>
     <w:sdt>
       <w:sdtPr>
-        <w:id w:val="733191492"/>
+        <w:id w:val="-1570088160"/>
         <w:docPartObj>
           <w:docPartGallery w:val="Table of Contents"/>
           <w:docPartUnique w:val="1"/>
@@ -1507,7 +1507,72 @@
                 <w:vertAlign w:val="baseline"/>
                 <w:rtl w:val="0"/>
               </w:rPr>
-              <w:t xml:space="preserve">Especificación del CU22: Ver reporte</w:t>
+              <w:t xml:space="preserve">Especificación del CU</w:t>
+            </w:r>
+          </w:hyperlink>
+          <w:hyperlink w:anchor="_heading=h.ncnjke955axu">
+            <w:r>
+              <w:rPr>
+                <w:b w:val="1"/>
+                <w:bCs w:val="1"/>
+                <w:sz w:val="28"/>
+                <w:szCs w:val="28"/>
+                <w:rtl w:val="0"/>
+              </w:rPr>
+              <w:t xml:space="preserve">05</w:t>
+            </w:r>
+          </w:hyperlink>
+          <w:hyperlink w:anchor="_heading=h.ncnjke955axu">
+            <w:r>
+              <w:rPr>
+                <w:rFonts w:ascii="Calibri" w:cs="Calibri" w:eastAsia="Calibri" w:hAnsi="Calibri"/>
+                <w:b w:val="1"/>
+                <w:bCs w:val="1"/>
+                <w:i w:val="0"/>
+                <w:iCs w:val="0"/>
+                <w:smallCaps w:val="0"/>
+                <w:strike w:val="0"/>
+                <w:color w:val="000000"/>
+                <w:sz w:val="28"/>
+                <w:szCs w:val="28"/>
+                <w:u w:val="none"/>
+                <w:shd w:fill="auto" w:val="clear"/>
+                <w:vertAlign w:val="baseline"/>
+                <w:rtl w:val="0"/>
+              </w:rPr>
+              <w:t xml:space="preserve">: </w:t>
+            </w:r>
+          </w:hyperlink>
+          <w:hyperlink w:anchor="_heading=h.ncnjke955axu">
+            <w:r>
+              <w:rPr>
+                <w:b w:val="1"/>
+                <w:bCs w:val="1"/>
+                <w:sz w:val="28"/>
+                <w:szCs w:val="28"/>
+                <w:rtl w:val="0"/>
+              </w:rPr>
+              <w:t xml:space="preserve">Crear Proyecto</w:t>
+            </w:r>
+          </w:hyperlink>
+          <w:hyperlink w:anchor="_heading=h.ncnjke955axu">
+            <w:r>
+              <w:rPr>
+                <w:rFonts w:ascii="Calibri" w:cs="Calibri" w:eastAsia="Calibri" w:hAnsi="Calibri"/>
+                <w:b w:val="1"/>
+                <w:bCs w:val="1"/>
+                <w:i w:val="0"/>
+                <w:iCs w:val="0"/>
+                <w:smallCaps w:val="0"/>
+                <w:strike w:val="0"/>
+                <w:color w:val="000000"/>
+                <w:sz w:val="28"/>
+                <w:szCs w:val="28"/>
+                <w:u w:val="none"/>
+                <w:shd w:fill="auto" w:val="clear"/>
+                <w:vertAlign w:val="baseline"/>
+                <w:rtl w:val="0"/>
+              </w:rPr>
               <w:tab/>
               <w:t xml:space="preserve">3</w:t>
             </w:r>
@@ -2047,12 +2112,12 @@
           <wp:inline distB="114300" distT="114300" distL="114300" distR="114300">
             <wp:extent cx="5399730" cy="4305300"/>
             <wp:effectExtent b="0" l="0" r="0" t="0"/>
-            <wp:docPr id="135" name="image17.png"/>
+            <wp:docPr id="134" name="image4.png"/>
             <a:graphic>
               <a:graphicData uri="http://schemas.openxmlformats.org/drawingml/2006/picture">
                 <pic:pic>
                   <pic:nvPicPr>
-                    <pic:cNvPr id="0" name="image17.png"/>
+                    <pic:cNvPr id="0" name="image4.png"/>
                     <pic:cNvPicPr preferRelativeResize="0"/>
                   </pic:nvPicPr>
                   <pic:blipFill>
@@ -2280,7 +2345,7 @@
     <w:sdt>
       <w:sdtPr>
         <w:lock w:val="contentLocked"/>
-        <w:id w:val="599534448"/>
+        <w:id w:val="-1059543883"/>
         <w:tag w:val="goog_rdk_0"/>
       </w:sdtPr>
       <w:sdtContent>
@@ -2997,7 +3062,16 @@
                     <w:iCs w:val="1"/>
                     <w:rtl w:val="0"/>
                   </w:rPr>
-                  <w:t xml:space="preserve">crearProyecto(datos)</w:t>
+                  <w:t xml:space="preserve">crearProyecto</w:t>
+                </w:r>
+                <w:r>
+                  <w:rPr>
+                    <w:rFonts w:ascii="Arial" w:cs="Arial" w:eastAsia="Arial" w:hAnsi="Arial"/>
+                    <w:i w:val="1"/>
+                    <w:iCs w:val="1"/>
+                    <w:rtl w:val="0"/>
+                  </w:rPr>
+                  <w:t xml:space="preserve">(datos)</w:t>
                 </w:r>
                 <w:r>
                   <w:rPr>
@@ -3128,7 +3202,24 @@
                     <w:rFonts w:ascii="Arial" w:cs="Arial" w:eastAsia="Arial" w:hAnsi="Arial"/>
                     <w:rtl w:val="0"/>
                   </w:rPr>
-                  <w:t xml:space="preserve"> envía el evento a la entidad </w:t>
+                  <w:t xml:space="preserve"> valida los datos ingresados.</w:t>
+                </w:r>
+              </w:p>
+              <w:p>
+                <w:pPr>
+                  <w:widowControl w:val="0"/>
+                  <w:spacing w:before="0" w:line="240" w:lineRule="auto"/>
+                  <w:ind w:left="0"/>
+                  <w:rPr>
+                    <w:rFonts w:ascii="Arial" w:cs="Arial" w:eastAsia="Arial" w:hAnsi="Arial"/>
+                  </w:rPr>
+                </w:pPr>
+                <w:r>
+                  <w:rPr>
+                    <w:rFonts w:ascii="Arial" w:cs="Arial" w:eastAsia="Arial" w:hAnsi="Arial"/>
+                    <w:rtl w:val="0"/>
+                  </w:rPr>
+                  <w:t xml:space="preserve">Si los datos son correctos, envía el evento a la entidad </w:t>
                 </w:r>
                 <w:r>
                   <w:rPr>
@@ -3158,7 +3249,7 @@
                     <w:rFonts w:ascii="Arial" w:cs="Arial" w:eastAsia="Arial" w:hAnsi="Arial"/>
                     <w:rtl w:val="0"/>
                   </w:rPr>
-                  <w:t xml:space="preserve"> envía el evento a la I</w:t>
+                  <w:t xml:space="preserve"> envía el evento a la </w:t>
                 </w:r>
                 <w:r>
                   <w:rPr>
@@ -3166,30 +3257,28 @@
                     <w:u w:val="single"/>
                     <w:rtl w:val="0"/>
                   </w:rPr>
-                  <w:t xml:space="preserve">nterfazBDD</w:t>
-                </w:r>
-                <w:r>
-                  <w:rPr>
-                    <w:rFonts w:ascii="Arial" w:cs="Arial" w:eastAsia="Arial" w:hAnsi="Arial"/>
-                    <w:rtl w:val="0"/>
-                  </w:rPr>
-                  <w:t xml:space="preserve">, quien le solicita a la BDD </w:t>
-                </w:r>
-                <w:r>
-                  <w:rPr>
-                    <w:rFonts w:ascii="Arial" w:cs="Arial" w:eastAsia="Arial" w:hAnsi="Arial"/>
-                    <w:i w:val="1"/>
-                    <w:iCs w:val="1"/>
-                    <w:rtl w:val="0"/>
-                  </w:rPr>
-                  <w:t xml:space="preserve">crearProyecto(datos)</w:t>
-                </w:r>
-                <w:r>
-                  <w:rPr>
-                    <w:rFonts w:ascii="Arial" w:cs="Arial" w:eastAsia="Arial" w:hAnsi="Arial"/>
-                    <w:rtl w:val="0"/>
-                  </w:rPr>
-                  <w:t xml:space="preserve">.</w:t>
+                  <w:t xml:space="preserve">InterfazBDD</w:t>
+                </w:r>
+                <w:r>
+                  <w:rPr>
+                    <w:rFonts w:ascii="Arial" w:cs="Arial" w:eastAsia="Arial" w:hAnsi="Arial"/>
+                    <w:rtl w:val="0"/>
+                  </w:rPr>
+                  <w:t xml:space="preserve">, quien solicita a la BDD </w:t>
+                </w:r>
+                <w:r>
+                  <w:rPr>
+                    <w:rFonts w:ascii="Arial" w:cs="Arial" w:eastAsia="Arial" w:hAnsi="Arial"/>
+                    <w:rtl w:val="0"/>
+                  </w:rPr>
+                  <w:t xml:space="preserve">crearProyecto</w:t>
+                </w:r>
+                <w:r>
+                  <w:rPr>
+                    <w:rFonts w:ascii="Arial" w:cs="Arial" w:eastAsia="Arial" w:hAnsi="Arial"/>
+                    <w:rtl w:val="0"/>
+                  </w:rPr>
+                  <w:t xml:space="preserve">(datos).</w:t>
                 </w:r>
               </w:p>
             </w:tc>
@@ -3282,7 +3371,7 @@
                     <w:rFonts w:ascii="Arial" w:cs="Arial" w:eastAsia="Arial" w:hAnsi="Arial"/>
                     <w:rtl w:val="0"/>
                   </w:rPr>
-                  <w:t xml:space="preserve"> La BDD valida los datos, guarda la información y envía un mensaje de confirmación con los datos del nuevo proyecto a la </w:t>
+                  <w:t xml:space="preserve">La BDD guarda la información y envía un mensaje de confirmación con los datos del nuevo proyecto a la </w:t>
                 </w:r>
                 <w:r>
                   <w:rPr>
@@ -3297,7 +3386,24 @@
                     <w:rFonts w:ascii="Arial" w:cs="Arial" w:eastAsia="Arial" w:hAnsi="Arial"/>
                     <w:rtl w:val="0"/>
                   </w:rPr>
-                  <w:t xml:space="preserve">. La </w:t>
+                  <w:t xml:space="preserve">.</w:t>
+                </w:r>
+              </w:p>
+              <w:p>
+                <w:pPr>
+                  <w:widowControl w:val="0"/>
+                  <w:spacing w:before="0" w:line="240" w:lineRule="auto"/>
+                  <w:ind w:left="0"/>
+                  <w:rPr>
+                    <w:rFonts w:ascii="Arial" w:cs="Arial" w:eastAsia="Arial" w:hAnsi="Arial"/>
+                  </w:rPr>
+                </w:pPr>
+                <w:r>
+                  <w:rPr>
+                    <w:rFonts w:ascii="Arial" w:cs="Arial" w:eastAsia="Arial" w:hAnsi="Arial"/>
+                    <w:rtl w:val="0"/>
+                  </w:rPr>
+                  <w:t xml:space="preserve">La </w:t>
                 </w:r>
                 <w:r>
                   <w:rPr>
@@ -3327,7 +3433,24 @@
                     <w:rFonts w:ascii="Arial" w:cs="Arial" w:eastAsia="Arial" w:hAnsi="Arial"/>
                     <w:rtl w:val="0"/>
                   </w:rPr>
-                  <w:t xml:space="preserve">. La entidad </w:t>
+                  <w:t xml:space="preserve">.</w:t>
+                </w:r>
+              </w:p>
+              <w:p>
+                <w:pPr>
+                  <w:widowControl w:val="0"/>
+                  <w:spacing w:before="0" w:line="240" w:lineRule="auto"/>
+                  <w:ind w:left="0"/>
+                  <w:rPr>
+                    <w:rFonts w:ascii="Arial" w:cs="Arial" w:eastAsia="Arial" w:hAnsi="Arial"/>
+                  </w:rPr>
+                </w:pPr>
+                <w:r>
+                  <w:rPr>
+                    <w:rFonts w:ascii="Arial" w:cs="Arial" w:eastAsia="Arial" w:hAnsi="Arial"/>
+                    <w:rtl w:val="0"/>
+                  </w:rPr>
+                  <w:t xml:space="preserve">La entidad </w:t>
                 </w:r>
                 <w:r>
                   <w:rPr>
@@ -3335,14 +3458,14 @@
                     <w:u w:val="single"/>
                     <w:rtl w:val="0"/>
                   </w:rPr>
-                  <w:t xml:space="preserve">Proyecto </w:t>
-                </w:r>
-                <w:r>
-                  <w:rPr>
-                    <w:rFonts w:ascii="Arial" w:cs="Arial" w:eastAsia="Arial" w:hAnsi="Arial"/>
-                    <w:rtl w:val="0"/>
-                  </w:rPr>
-                  <w:t xml:space="preserve">envía el mensaje de confirmación al </w:t>
+                  <w:t xml:space="preserve">Proyecto</w:t>
+                </w:r>
+                <w:r>
+                  <w:rPr>
+                    <w:rFonts w:ascii="Arial" w:cs="Arial" w:eastAsia="Arial" w:hAnsi="Arial"/>
+                    <w:rtl w:val="0"/>
+                  </w:rPr>
+                  <w:t xml:space="preserve"> envía el mensaje de confirmación al </w:t>
                 </w:r>
                 <w:r>
                   <w:rPr>
@@ -3372,7 +3495,24 @@
                     <w:rFonts w:ascii="Arial" w:cs="Arial" w:eastAsia="Arial" w:hAnsi="Arial"/>
                     <w:rtl w:val="0"/>
                   </w:rPr>
-                  <w:t xml:space="preserve">. La </w:t>
+                  <w:t xml:space="preserve">.</w:t>
+                </w:r>
+              </w:p>
+              <w:p>
+                <w:pPr>
+                  <w:widowControl w:val="0"/>
+                  <w:spacing w:before="0" w:line="240" w:lineRule="auto"/>
+                  <w:ind w:left="0"/>
+                  <w:rPr>
+                    <w:rFonts w:ascii="Arial" w:cs="Arial" w:eastAsia="Arial" w:hAnsi="Arial"/>
+                  </w:rPr>
+                </w:pPr>
+                <w:r>
+                  <w:rPr>
+                    <w:rFonts w:ascii="Arial" w:cs="Arial" w:eastAsia="Arial" w:hAnsi="Arial"/>
+                    <w:rtl w:val="0"/>
+                  </w:rPr>
+                  <w:t xml:space="preserve">La </w:t>
                 </w:r>
                 <w:r>
                   <w:rPr>
@@ -3669,7 +3809,7 @@
                     <w:u w:val="single"/>
                     <w:rtl w:val="0"/>
                   </w:rPr>
-                  <w:t xml:space="preserve">PantallaInicio</w:t>
+                  <w:t xml:space="preserve">PantallaPrincipal</w:t>
                 </w:r>
                 <w:r>
                   <w:rPr>
@@ -3787,7 +3927,7 @@
                     <w:rFonts w:ascii="Arial" w:cs="Arial" w:eastAsia="Arial" w:hAnsi="Arial"/>
                     <w:rtl w:val="0"/>
                   </w:rPr>
-                  <w:t xml:space="preserve">La BDD detecta errores en los datos enviados y cancela la operación. La BDD envía un mensaje de error a la </w:t>
+                  <w:t xml:space="preserve">El </w:t>
                 </w:r>
                 <w:r>
                   <w:rPr>
@@ -3795,7 +3935,37 @@
                     <w:u w:val="single"/>
                     <w:rtl w:val="0"/>
                   </w:rPr>
-                  <w:t xml:space="preserve">InterfazBDD</w:t>
+                  <w:t xml:space="preserve">ManejadorProyecto</w:t>
+                </w:r>
+                <w:r>
+                  <w:rPr>
+                    <w:rFonts w:ascii="Arial" w:cs="Arial" w:eastAsia="Arial" w:hAnsi="Arial"/>
+                    <w:rtl w:val="0"/>
+                  </w:rPr>
+                  <w:t xml:space="preserve"> detecta errores en los datos ingresados y cancela la operación. El </w:t>
+                </w:r>
+                <w:r>
+                  <w:rPr>
+                    <w:rFonts w:ascii="Arial" w:cs="Arial" w:eastAsia="Arial" w:hAnsi="Arial"/>
+                    <w:u w:val="single"/>
+                    <w:rtl w:val="0"/>
+                  </w:rPr>
+                  <w:t xml:space="preserve">ManejadorProyecto</w:t>
+                </w:r>
+                <w:r>
+                  <w:rPr>
+                    <w:rFonts w:ascii="Arial" w:cs="Arial" w:eastAsia="Arial" w:hAnsi="Arial"/>
+                    <w:rtl w:val="0"/>
+                  </w:rPr>
+                  <w:t xml:space="preserve"> envía un mensaje de error a la </w:t>
+                </w:r>
+                <w:r>
+                  <w:rPr>
+                    <w:rFonts w:ascii="Arial" w:cs="Arial" w:eastAsia="Arial" w:hAnsi="Arial"/>
+                    <w:u w:val="single"/>
+                    <w:rtl w:val="0"/>
+                  </w:rPr>
+                  <w:t xml:space="preserve">InterfazUsuario</w:t>
                 </w:r>
                 <w:r>
                   <w:rPr>
@@ -3810,14 +3980,14 @@
                     <w:u w:val="single"/>
                     <w:rtl w:val="0"/>
                   </w:rPr>
-                  <w:t xml:space="preserve">InterfazBDD</w:t>
-                </w:r>
-                <w:r>
-                  <w:rPr>
-                    <w:rFonts w:ascii="Arial" w:cs="Arial" w:eastAsia="Arial" w:hAnsi="Arial"/>
-                    <w:rtl w:val="0"/>
-                  </w:rPr>
-                  <w:t xml:space="preserve"> envía el mensaje de error a la entidad </w:t>
+                  <w:t xml:space="preserve">InterfazUsuario</w:t>
+                </w:r>
+                <w:r>
+                  <w:rPr>
+                    <w:rFonts w:ascii="Arial" w:cs="Arial" w:eastAsia="Arial" w:hAnsi="Arial"/>
+                    <w:rtl w:val="0"/>
+                  </w:rPr>
+                  <w:t xml:space="preserve"> solicita a la </w:t>
                 </w:r>
                 <w:r>
                   <w:rPr>
@@ -3825,96 +3995,6 @@
                     <w:u w:val="single"/>
                     <w:rtl w:val="0"/>
                   </w:rPr>
-                  <w:t xml:space="preserve">Proyecto</w:t>
-                </w:r>
-                <w:r>
-                  <w:rPr>
-                    <w:rFonts w:ascii="Arial" w:cs="Arial" w:eastAsia="Arial" w:hAnsi="Arial"/>
-                    <w:rtl w:val="0"/>
-                  </w:rPr>
-                  <w:t xml:space="preserve">. La entidad </w:t>
-                </w:r>
-                <w:r>
-                  <w:rPr>
-                    <w:rFonts w:ascii="Arial" w:cs="Arial" w:eastAsia="Arial" w:hAnsi="Arial"/>
-                    <w:u w:val="single"/>
-                    <w:rtl w:val="0"/>
-                  </w:rPr>
-                  <w:t xml:space="preserve">Proyecto</w:t>
-                </w:r>
-                <w:r>
-                  <w:rPr>
-                    <w:rFonts w:ascii="Arial" w:cs="Arial" w:eastAsia="Arial" w:hAnsi="Arial"/>
-                    <w:rtl w:val="0"/>
-                  </w:rPr>
-                  <w:t xml:space="preserve"> envía el mensaje de error al </w:t>
-                </w:r>
-                <w:r>
-                  <w:rPr>
-                    <w:rFonts w:ascii="Arial" w:cs="Arial" w:eastAsia="Arial" w:hAnsi="Arial"/>
-                    <w:u w:val="single"/>
-                    <w:rtl w:val="0"/>
-                  </w:rPr>
-                  <w:t xml:space="preserve">ManejadorProyecto</w:t>
-                </w:r>
-                <w:r>
-                  <w:rPr>
-                    <w:rFonts w:ascii="Arial" w:cs="Arial" w:eastAsia="Arial" w:hAnsi="Arial"/>
-                    <w:rtl w:val="0"/>
-                  </w:rPr>
-                  <w:t xml:space="preserve">. El </w:t>
-                </w:r>
-                <w:r>
-                  <w:rPr>
-                    <w:rFonts w:ascii="Arial" w:cs="Arial" w:eastAsia="Arial" w:hAnsi="Arial"/>
-                    <w:u w:val="single"/>
-                    <w:rtl w:val="0"/>
-                  </w:rPr>
-                  <w:t xml:space="preserve">Manejador Proyecto</w:t>
-                </w:r>
-                <w:r>
-                  <w:rPr>
-                    <w:rFonts w:ascii="Arial" w:cs="Arial" w:eastAsia="Arial" w:hAnsi="Arial"/>
-                    <w:rtl w:val="0"/>
-                  </w:rPr>
-                  <w:t xml:space="preserve"> envía el mensaje de error a la </w:t>
-                </w:r>
-                <w:r>
-                  <w:rPr>
-                    <w:rFonts w:ascii="Arial" w:cs="Arial" w:eastAsia="Arial" w:hAnsi="Arial"/>
-                    <w:u w:val="single"/>
-                    <w:rtl w:val="0"/>
-                  </w:rPr>
-                  <w:t xml:space="preserve">InterfazUsuario</w:t>
-                </w:r>
-                <w:r>
-                  <w:rPr>
-                    <w:rFonts w:ascii="Arial" w:cs="Arial" w:eastAsia="Arial" w:hAnsi="Arial"/>
-                    <w:rtl w:val="0"/>
-                  </w:rPr>
-                  <w:t xml:space="preserve">. La </w:t>
-                </w:r>
-                <w:r>
-                  <w:rPr>
-                    <w:rFonts w:ascii="Arial" w:cs="Arial" w:eastAsia="Arial" w:hAnsi="Arial"/>
-                    <w:u w:val="single"/>
-                    <w:rtl w:val="0"/>
-                  </w:rPr>
-                  <w:t xml:space="preserve">InterfazUsuario</w:t>
-                </w:r>
-                <w:r>
-                  <w:rPr>
-                    <w:rFonts w:ascii="Arial" w:cs="Arial" w:eastAsia="Arial" w:hAnsi="Arial"/>
-                    <w:rtl w:val="0"/>
-                  </w:rPr>
-                  <w:t xml:space="preserve"> solicita a la </w:t>
-                </w:r>
-                <w:r>
-                  <w:rPr>
-                    <w:rFonts w:ascii="Arial" w:cs="Arial" w:eastAsia="Arial" w:hAnsi="Arial"/>
-                    <w:u w:val="single"/>
-                    <w:rtl w:val="0"/>
-                  </w:rPr>
                   <w:t xml:space="preserve">PantallaNuevoProyecto</w:t>
                 </w:r>
                 <w:r>
@@ -3922,22 +4002,12 @@
                     <w:rFonts w:ascii="Arial" w:cs="Arial" w:eastAsia="Arial" w:hAnsi="Arial"/>
                     <w:rtl w:val="0"/>
                   </w:rPr>
-                  <w:t xml:space="preserve"> mostrar el mensaje “Se detectaron errores en los datos enviados”. La </w:t>
-                </w:r>
-                <w:r>
-                  <w:rPr>
-                    <w:rFonts w:ascii="Arial" w:cs="Arial" w:eastAsia="Arial" w:hAnsi="Arial"/>
-                    <w:u w:val="single"/>
-                    <w:rtl w:val="0"/>
-                  </w:rPr>
-                  <w:t xml:space="preserve">PantallaNuevoProyecto</w:t>
-                </w:r>
-                <w:r>
-                  <w:rPr>
-                    <w:rFonts w:ascii="Arial" w:cs="Arial" w:eastAsia="Arial" w:hAnsi="Arial"/>
-                    <w:rtl w:val="0"/>
-                  </w:rPr>
-                  <w:t xml:space="preserve"> muestra el mensaje. Continúa en el CU05, paso 2.</w:t>
+                  <w:t xml:space="preserve"> mostrar el mensaje “Se detectaron errores en los datos enviados”. Continúa en el CU05, paso 2.</w:t>
+                </w:r>
+                <w:r>
+                  <w:rPr>
+                    <w:rtl w:val="0"/>
+                  </w:rPr>
                 </w:r>
               </w:p>
             </w:tc>
@@ -3945,7 +4015,6 @@
           <w:tr>
             <w:trPr>
               <w:cantSplit w:val="0"/>
-              <w:trHeight w:val="420" w:hRule="atLeast"/>
               <w:tblHeader w:val="0"/>
             </w:trPr>
             <w:tc>
@@ -4230,37 +4299,23 @@
     <w:p>
       <w:pPr>
         <w:pStyle w:val="Heading1"/>
-        <w:keepNext w:val="1"/>
-        <w:keepLines w:val="1"/>
-        <w:ind w:left="0" w:firstLine="0"/>
+        <w:ind w:left="0"/>
         <w:rPr/>
       </w:pPr>
-      <w:bookmarkStart w:colFirst="0" w:colLast="0" w:name="_heading=h.u5uzq6g9ja89" w:id="5"/>
+      <w:bookmarkStart w:colFirst="0" w:colLast="0" w:name="_heading=h.id98lazdrisa" w:id="5"/>
       <w:bookmarkEnd w:id="5"/>
       <w:r>
-        <w:rPr>
-          <w:rtl w:val="0"/>
-        </w:rPr>
-      </w:r>
-      <w:r>
+        <w:rPr/>
         <w:drawing>
-          <wp:anchor allowOverlap="1" behindDoc="0" distB="114300" distT="114300" distL="114300" distR="114300" hidden="0" layoutInCell="1" locked="0" relativeHeight="0" simplePos="0">
-            <wp:simplePos x="0" y="0"/>
-            <wp:positionH relativeFrom="column">
-              <wp:posOffset>-968049</wp:posOffset>
-            </wp:positionH>
-            <wp:positionV relativeFrom="paragraph">
-              <wp:posOffset>419100</wp:posOffset>
-            </wp:positionV>
-            <wp:extent cx="6482080" cy="4652211"/>
+          <wp:inline distB="114300" distT="114300" distL="114300" distR="114300">
+            <wp:extent cx="5544503" cy="3784343"/>
             <wp:effectExtent b="0" l="0" r="0" t="0"/>
-            <wp:wrapSquare wrapText="bothSides" distB="114300" distT="114300" distL="114300" distR="114300"/>
-            <wp:docPr id="134" name="image16.png"/>
+            <wp:docPr id="139" name="image17.png"/>
             <a:graphic>
               <a:graphicData uri="http://schemas.openxmlformats.org/drawingml/2006/picture">
                 <pic:pic>
                   <pic:nvPicPr>
-                    <pic:cNvPr id="0" name="image16.png"/>
+                    <pic:cNvPr id="0" name="image17.png"/>
                     <pic:cNvPicPr preferRelativeResize="0"/>
                   </pic:nvPicPr>
                   <pic:blipFill>
@@ -4273,7 +4328,7 @@
                   <pic:spPr>
                     <a:xfrm>
                       <a:off x="0" y="0"/>
-                      <a:ext cx="6482080" cy="4652211"/>
+                      <a:ext cx="5544503" cy="3784343"/>
                     </a:xfrm>
                     <a:prstGeom prst="rect"/>
                     <a:ln/>
@@ -4281,8 +4336,13 @@
                 </pic:pic>
               </a:graphicData>
             </a:graphic>
-          </wp:anchor>
+          </wp:inline>
         </w:drawing>
+      </w:r>
+      <w:r>
+        <w:rPr>
+          <w:rtl w:val="0"/>
+        </w:rPr>
       </w:r>
     </w:p>
     <w:p>
@@ -4830,12 +4890,12 @@
               <wp:extent cx="7549515" cy="815340"/>
               <wp:effectExtent b="0" l="0" r="0" t="0"/>
               <wp:wrapNone/>
-              <wp:docPr id="122" name="image4.png"/>
+              <wp:docPr id="122" name="image5.png"/>
               <a:graphic>
                 <a:graphicData uri="http://schemas.openxmlformats.org/drawingml/2006/picture">
                   <pic:pic>
                     <pic:nvPicPr>
-                      <pic:cNvPr id="0" name="image4.png"/>
+                      <pic:cNvPr id="0" name="image5.png"/>
                       <pic:cNvPicPr preferRelativeResize="0"/>
                     </pic:nvPicPr>
                     <pic:blipFill>
@@ -4937,12 +4997,12 @@
               <wp:extent cx="167005" cy="888365"/>
               <wp:effectExtent b="0" l="0" r="0" t="0"/>
               <wp:wrapNone/>
-              <wp:docPr id="133" name="image15.png"/>
+              <wp:docPr id="133" name="image16.png"/>
               <a:graphic>
                 <a:graphicData uri="http://schemas.openxmlformats.org/drawingml/2006/picture">
                   <pic:pic>
                     <pic:nvPicPr>
-                      <pic:cNvPr id="0" name="image15.png"/>
+                      <pic:cNvPr id="0" name="image16.png"/>
                       <pic:cNvPicPr preferRelativeResize="0"/>
                     </pic:nvPicPr>
                     <pic:blipFill>
@@ -5044,12 +5104,12 @@
               <wp:extent cx="167005" cy="875030"/>
               <wp:effectExtent b="0" l="0" r="0" t="0"/>
               <wp:wrapNone/>
-              <wp:docPr id="129" name="image11.png"/>
+              <wp:docPr id="129" name="image12.png"/>
               <a:graphic>
                 <a:graphicData uri="http://schemas.openxmlformats.org/drawingml/2006/picture">
                   <pic:pic>
                     <pic:nvPicPr>
-                      <pic:cNvPr id="0" name="image11.png"/>
+                      <pic:cNvPr id="0" name="image12.png"/>
                       <pic:cNvPicPr preferRelativeResize="0"/>
                     </pic:nvPicPr>
                     <pic:blipFill>
@@ -5151,12 +5211,12 @@
               <wp:extent cx="167005" cy="875030"/>
               <wp:effectExtent b="0" l="0" r="0" t="0"/>
               <wp:wrapNone/>
-              <wp:docPr id="124" name="image6.png"/>
+              <wp:docPr id="124" name="image7.png"/>
               <a:graphic>
                 <a:graphicData uri="http://schemas.openxmlformats.org/drawingml/2006/picture">
                   <pic:pic>
                     <pic:nvPicPr>
-                      <pic:cNvPr id="0" name="image6.png"/>
+                      <pic:cNvPr id="0" name="image7.png"/>
                       <pic:cNvPicPr preferRelativeResize="0"/>
                     </pic:nvPicPr>
                     <pic:blipFill>
@@ -5258,12 +5318,12 @@
               <wp:extent cx="167005" cy="888365"/>
               <wp:effectExtent b="0" l="0" r="0" t="0"/>
               <wp:wrapNone/>
-              <wp:docPr id="123" name="image5.png"/>
+              <wp:docPr id="123" name="image6.png"/>
               <a:graphic>
                 <a:graphicData uri="http://schemas.openxmlformats.org/drawingml/2006/picture">
                   <pic:pic>
                     <pic:nvPicPr>
-                      <pic:cNvPr id="0" name="image5.png"/>
+                      <pic:cNvPr id="0" name="image6.png"/>
                       <pic:cNvPicPr preferRelativeResize="0"/>
                     </pic:nvPicPr>
                     <pic:blipFill>
@@ -5337,7 +5397,7 @@
         <w:rFonts w:ascii="Cambria" w:cs="Cambria" w:eastAsia="Cambria" w:hAnsi="Cambria"/>
         <w:rtl w:val="0"/>
       </w:rPr>
-      <w:t xml:space="preserve">CU21 - Registrar tiempo manual</w:t>
+      <w:t xml:space="preserve">CU05 - Crear Proyecto</w:t>
     </w:r>
   </w:p>
   <w:p>
@@ -5731,12 +5791,12 @@
               <wp:extent cx="7549515" cy="815340"/>
               <wp:effectExtent b="0" l="0" r="0" t="0"/>
               <wp:wrapNone/>
-              <wp:docPr id="126" name="image8.png"/>
+              <wp:docPr id="126" name="image9.png"/>
               <a:graphic>
                 <a:graphicData uri="http://schemas.openxmlformats.org/drawingml/2006/picture">
                   <pic:pic>
                     <pic:nvPicPr>
-                      <pic:cNvPr id="0" name="image8.png"/>
+                      <pic:cNvPr id="0" name="image9.png"/>
                       <pic:cNvPicPr preferRelativeResize="0"/>
                     </pic:nvPicPr>
                     <pic:blipFill>
@@ -5778,12 +5838,12 @@
           <wp:extent cx="669290" cy="669290"/>
           <wp:effectExtent b="0" l="0" r="0" t="0"/>
           <wp:wrapSquare wrapText="bothSides" distB="0" distT="0" distL="114300" distR="114300"/>
-          <wp:docPr descr="psi-negro.png" id="138" name="image3.png"/>
+          <wp:docPr descr="psi-negro.png" id="137" name="image2.png"/>
           <a:graphic>
             <a:graphicData uri="http://schemas.openxmlformats.org/drawingml/2006/picture">
               <pic:pic>
                 <pic:nvPicPr>
-                  <pic:cNvPr descr="psi-negro.png" id="0" name="image3.png"/>
+                  <pic:cNvPr descr="psi-negro.png" id="0" name="image2.png"/>
                   <pic:cNvPicPr preferRelativeResize="0"/>
                 </pic:nvPicPr>
                 <pic:blipFill>
@@ -5823,12 +5883,12 @@
           <wp:extent cx="425450" cy="666750"/>
           <wp:effectExtent b="0" l="0" r="0" t="0"/>
           <wp:wrapSquare wrapText="bothSides" distB="0" distT="0" distL="114300" distR="114300"/>
-          <wp:docPr descr="UNPA.JPG" id="136" name="image2.jpg"/>
+          <wp:docPr descr="UNPA.JPG" id="135" name="image1.jpg"/>
           <a:graphic>
             <a:graphicData uri="http://schemas.openxmlformats.org/drawingml/2006/picture">
               <pic:pic>
                 <pic:nvPicPr>
-                  <pic:cNvPr descr="UNPA.JPG" id="0" name="image2.jpg"/>
+                  <pic:cNvPr descr="UNPA.JPG" id="0" name="image1.jpg"/>
                   <pic:cNvPicPr preferRelativeResize="0"/>
                 </pic:nvPicPr>
                 <pic:blipFill>
@@ -5931,12 +5991,12 @@
               <wp:extent cx="167005" cy="875030"/>
               <wp:effectExtent b="0" l="0" r="0" t="0"/>
               <wp:wrapNone/>
-              <wp:docPr id="125" name="image7.png"/>
+              <wp:docPr id="125" name="image8.png"/>
               <a:graphic>
                 <a:graphicData uri="http://schemas.openxmlformats.org/drawingml/2006/picture">
                   <pic:pic>
                     <pic:nvPicPr>
-                      <pic:cNvPr id="0" name="image7.png"/>
+                      <pic:cNvPr id="0" name="image8.png"/>
                       <pic:cNvPicPr preferRelativeResize="0"/>
                     </pic:nvPicPr>
                     <pic:blipFill>
@@ -6041,12 +6101,12 @@
               <wp:extent cx="167005" cy="875665"/>
               <wp:effectExtent b="0" l="0" r="0" t="0"/>
               <wp:wrapNone/>
-              <wp:docPr id="127" name="image9.png"/>
+              <wp:docPr id="127" name="image10.png"/>
               <a:graphic>
                 <a:graphicData uri="http://schemas.openxmlformats.org/drawingml/2006/picture">
                   <pic:pic>
                     <pic:nvPicPr>
-                      <pic:cNvPr id="0" name="image9.png"/>
+                      <pic:cNvPr id="0" name="image10.png"/>
                       <pic:cNvPicPr preferRelativeResize="0"/>
                     </pic:nvPicPr>
                     <pic:blipFill>
@@ -7493,7 +7553,7 @@
 
 <file path=customXML/item1.xml><?xml version="1.0" encoding="utf-8"?>
 <go:gDocsCustomXmlDataStorage xmlns:go="http://customooxmlschemas.google.com/" xmlns:r="http://schemas.openxmlformats.org/officeDocument/2006/relationships" uri="GoogleDocsCustomDataVersion2">
-  <go:docsCustomData xmlns:go="http://customooxmlschemas.google.com/" roundtripDataSignature="AMtx7mgyoj4WnPHv08DjVLud1ooLq/PxUg==">CgMxLjAaHgoBMBIZChcICVITChF0YWJsZS51bGN4dGJ1emo0MDIOaC5raWo1Y3NlOXZ0cGkyDmgudnl0NjllYTUxOWE4Mg5oLm5jbmprZTk1NWF4dTIOaC44aGxwNGx5emg3dWcyDmguMTZ6ZWNweXRtaHdvMg5oLnU1dXpxNmc5amE4OTIOaC44NjA2aXVkMTQ2bHc4AHIhMW1yeWctR3A5SVJPdWFnaHcyUG9acVhISlJzdWctTG9i</go:docsCustomData>
+  <go:docsCustomData xmlns:go="http://customooxmlschemas.google.com/" roundtripDataSignature="AMtx7mgJhyWGVtAArbtovvw8Rl4rWYwn6A==">CgMxLjAaHgoBMBIZChcICVITChF0YWJsZS51bGN4dGJ1emo0MDIOaC5raWo1Y3NlOXZ0cGkyDmgudnl0NjllYTUxOWE4Mg5oLm5jbmprZTk1NWF4dTIOaC44aGxwNGx5emg3dWcyDmguMTZ6ZWNweXRtaHdvMg5oLmlkOThsYXpkcmlzYTIOaC44NjA2aXVkMTQ2bHc4AHIhMW1yeWctR3A5SVJPdWFnaHcyUG9acVhISlJzdWctTG9i</go:docsCustomData>
 </go:gDocsCustomXmlDataStorage>
 </file>
 
